--- a/doc/220111UsoDeLaSessionParaLaAplicación.docx
+++ b/doc/220111UsoDeLaSessionParaLaAplicación.docx
@@ -21,6 +21,7 @@
           <w:tcPr>
             <w:cnfStyle w:val="001000000000" w:firstRow="0" w:lastRow="0" w:firstColumn="1" w:lastColumn="0" w:oddVBand="0" w:evenVBand="0" w:oddHBand="0" w:evenHBand="0" w:firstRowFirstColumn="0" w:firstRowLastColumn="0" w:lastRowFirstColumn="0" w:lastRowLastColumn="0"/>
             <w:tcW w:w="4395" w:type="dxa"/>
+            <w:vAlign w:val="center"/>
           </w:tcPr>
           <w:p>
             <w:pPr>
@@ -58,6 +59,7 @@
         <w:tc>
           <w:tcPr>
             <w:tcW w:w="6946" w:type="dxa"/>
+            <w:vAlign w:val="center"/>
           </w:tcPr>
           <w:p>
             <w:pPr>
@@ -86,6 +88,7 @@
           <w:tcPr>
             <w:cnfStyle w:val="001000000000" w:firstRow="0" w:lastRow="0" w:firstColumn="1" w:lastColumn="0" w:oddVBand="0" w:evenVBand="0" w:oddHBand="0" w:evenHBand="0" w:firstRowFirstColumn="0" w:firstRowLastColumn="0" w:lastRowFirstColumn="0" w:lastRowLastColumn="0"/>
             <w:tcW w:w="4395" w:type="dxa"/>
+            <w:vAlign w:val="center"/>
           </w:tcPr>
           <w:p>
             <w:pPr>
@@ -131,6 +134,7 @@
         <w:tc>
           <w:tcPr>
             <w:tcW w:w="6946" w:type="dxa"/>
+            <w:vAlign w:val="center"/>
           </w:tcPr>
           <w:p>
             <w:pPr>
@@ -174,6 +178,7 @@
           <w:tcPr>
             <w:cnfStyle w:val="001000000000" w:firstRow="0" w:lastRow="0" w:firstColumn="1" w:lastColumn="0" w:oddVBand="0" w:evenVBand="0" w:oddHBand="0" w:evenHBand="0" w:firstRowFirstColumn="0" w:firstRowLastColumn="0" w:lastRowFirstColumn="0" w:lastRowLastColumn="0"/>
             <w:tcW w:w="4395" w:type="dxa"/>
+            <w:vAlign w:val="center"/>
           </w:tcPr>
           <w:p>
             <w:pPr>
@@ -219,6 +224,7 @@
         <w:tc>
           <w:tcPr>
             <w:tcW w:w="6946" w:type="dxa"/>
+            <w:vAlign w:val="center"/>
           </w:tcPr>
           <w:p>
             <w:pPr>
@@ -273,19 +279,8 @@
           <w:tcPr>
             <w:cnfStyle w:val="001000000000" w:firstRow="0" w:lastRow="0" w:firstColumn="1" w:lastColumn="0" w:oddVBand="0" w:evenVBand="0" w:oddHBand="0" w:evenHBand="0" w:firstRowFirstColumn="0" w:firstRowLastColumn="0" w:lastRowFirstColumn="0" w:lastRowLastColumn="0"/>
             <w:tcW w:w="4395" w:type="dxa"/>
+            <w:vAlign w:val="center"/>
           </w:tcPr>
-          <w:p>
-            <w:pPr>
-              <w:rPr>
-                <w:rFonts w:cstheme="minorHAnsi"/>
-                <w:b w:val="0"/>
-                <w:bCs w:val="0"/>
-                <w:color w:val="000000"/>
-                <w:sz w:val="28"/>
-                <w:szCs w:val="28"/>
-              </w:rPr>
-            </w:pPr>
-          </w:p>
           <w:p>
             <w:pPr>
               <w:rPr>
@@ -330,6 +325,7 @@
         <w:tc>
           <w:tcPr>
             <w:tcW w:w="6946" w:type="dxa"/>
+            <w:vAlign w:val="center"/>
           </w:tcPr>
           <w:p>
             <w:pPr>
@@ -366,16 +362,6 @@
               </w:rPr>
               <w:t xml:space="preserve"> en caso de que se pulse el botón “VOLVER”.</w:t>
             </w:r>
-          </w:p>
-          <w:p>
-            <w:pPr>
-              <w:cnfStyle w:val="000000100000" w:firstRow="0" w:lastRow="0" w:firstColumn="0" w:lastColumn="0" w:oddVBand="0" w:evenVBand="0" w:oddHBand="1" w:evenHBand="0" w:firstRowFirstColumn="0" w:firstRowLastColumn="0" w:lastRowFirstColumn="0" w:lastRowLastColumn="0"/>
-              <w:rPr>
-                <w:color w:val="000000" w:themeColor="text1"/>
-                <w:sz w:val="28"/>
-                <w:szCs w:val="28"/>
-              </w:rPr>
-            </w:pPr>
           </w:p>
         </w:tc>
       </w:tr>
@@ -384,19 +370,8 @@
           <w:tcPr>
             <w:cnfStyle w:val="001000000000" w:firstRow="0" w:lastRow="0" w:firstColumn="1" w:lastColumn="0" w:oddVBand="0" w:evenVBand="0" w:oddHBand="0" w:evenHBand="0" w:firstRowFirstColumn="0" w:firstRowLastColumn="0" w:lastRowFirstColumn="0" w:lastRowLastColumn="0"/>
             <w:tcW w:w="4395" w:type="dxa"/>
+            <w:vAlign w:val="center"/>
           </w:tcPr>
-          <w:p>
-            <w:pPr>
-              <w:rPr>
-                <w:rFonts w:cstheme="minorHAnsi"/>
-                <w:b w:val="0"/>
-                <w:bCs w:val="0"/>
-                <w:color w:val="000000"/>
-                <w:sz w:val="28"/>
-                <w:szCs w:val="28"/>
-              </w:rPr>
-            </w:pPr>
-          </w:p>
           <w:p>
             <w:pPr>
               <w:rPr>
@@ -439,6 +414,7 @@
         <w:tc>
           <w:tcPr>
             <w:tcW w:w="6946" w:type="dxa"/>
+            <w:vAlign w:val="center"/>
           </w:tcPr>
           <w:p>
             <w:pPr>
@@ -471,35 +447,159 @@
                 <w:sz w:val="28"/>
                 <w:szCs w:val="28"/>
               </w:rPr>
-              <w:t xml:space="preserve">de un </w:t>
-            </w:r>
-            <w:proofErr w:type="gramStart"/>
-            <w:r>
+              <w:t>de un Error producido en alguna parte de la aplicación.</w:t>
+            </w:r>
+          </w:p>
+        </w:tc>
+      </w:tr>
+      <w:tr>
+        <w:trPr>
+          <w:cnfStyle w:val="000000100000" w:firstRow="0" w:lastRow="0" w:firstColumn="0" w:lastColumn="0" w:oddVBand="0" w:evenVBand="0" w:oddHBand="1" w:evenHBand="0" w:firstRowFirstColumn="0" w:firstRowLastColumn="0" w:lastRowFirstColumn="0" w:lastRowLastColumn="0"/>
+        </w:trPr>
+        <w:tc>
+          <w:tcPr>
+            <w:cnfStyle w:val="001000000000" w:firstRow="0" w:lastRow="0" w:firstColumn="1" w:lastColumn="0" w:oddVBand="0" w:evenVBand="0" w:oddHBand="0" w:evenHBand="0" w:firstRowFirstColumn="0" w:firstRowLastColumn="0" w:lastRowFirstColumn="0" w:lastRowLastColumn="0"/>
+            <w:tcW w:w="4395" w:type="dxa"/>
+            <w:vAlign w:val="center"/>
+          </w:tcPr>
+          <w:p>
+            <w:pPr>
+              <w:rPr>
+                <w:rFonts w:cstheme="minorHAnsi"/>
+                <w:color w:val="000000"/>
+                <w:sz w:val="28"/>
+                <w:szCs w:val="28"/>
+              </w:rPr>
+            </w:pPr>
+            <w:r>
+              <w:rPr>
+                <w:rFonts w:cstheme="minorHAnsi"/>
+                <w:color w:val="000000"/>
+                <w:sz w:val="28"/>
+                <w:szCs w:val="28"/>
+              </w:rPr>
+              <w:t>$_SESSION[</w:t>
+            </w:r>
+            <w:proofErr w:type="spellStart"/>
+            <w:r>
+              <w:rPr>
+                <w:rFonts w:cstheme="minorHAnsi"/>
+                <w:b w:val="0"/>
+                <w:bCs w:val="0"/>
+                <w:color w:val="385623" w:themeColor="accent6" w:themeShade="80"/>
+                <w:sz w:val="28"/>
+                <w:szCs w:val="28"/>
+              </w:rPr>
+              <w:t>FechaNasaEnCurso</w:t>
+            </w:r>
+            <w:proofErr w:type="spellEnd"/>
+            <w:r>
+              <w:rPr>
+                <w:rFonts w:cstheme="minorHAnsi"/>
+                <w:color w:val="000000"/>
+                <w:sz w:val="28"/>
+                <w:szCs w:val="28"/>
+              </w:rPr>
+              <w:t>]</w:t>
+            </w:r>
+          </w:p>
+        </w:tc>
+        <w:tc>
+          <w:tcPr>
+            <w:tcW w:w="6946" w:type="dxa"/>
+            <w:vAlign w:val="center"/>
+          </w:tcPr>
+          <w:p>
+            <w:pPr>
+              <w:cnfStyle w:val="000000100000" w:firstRow="0" w:lastRow="0" w:firstColumn="0" w:lastColumn="0" w:oddVBand="0" w:evenVBand="0" w:oddHBand="1" w:evenHBand="0" w:firstRowFirstColumn="0" w:firstRowLastColumn="0" w:lastRowFirstColumn="0" w:lastRowLastColumn="0"/>
               <w:rPr>
                 <w:color w:val="000000" w:themeColor="text1"/>
                 <w:sz w:val="28"/>
                 <w:szCs w:val="28"/>
               </w:rPr>
-              <w:t>Error  producido</w:t>
-            </w:r>
-            <w:proofErr w:type="gramEnd"/>
+            </w:pPr>
             <w:r>
               <w:rPr>
                 <w:color w:val="000000" w:themeColor="text1"/>
                 <w:sz w:val="28"/>
                 <w:szCs w:val="28"/>
               </w:rPr>
-              <w:t xml:space="preserve"> en alguna parte de la aplicación.</w:t>
+              <w:t>Variable que guarda la última fecha que se buscó en la Api de la NASA.</w:t>
             </w:r>
           </w:p>
+        </w:tc>
+      </w:tr>
+      <w:tr>
+        <w:tc>
+          <w:tcPr>
+            <w:cnfStyle w:val="001000000000" w:firstRow="0" w:lastRow="0" w:firstColumn="1" w:lastColumn="0" w:oddVBand="0" w:evenVBand="0" w:oddHBand="0" w:evenHBand="0" w:firstRowFirstColumn="0" w:firstRowLastColumn="0" w:lastRowFirstColumn="0" w:lastRowLastColumn="0"/>
+            <w:tcW w:w="4395" w:type="dxa"/>
+            <w:vAlign w:val="center"/>
+          </w:tcPr>
+          <w:p>
+            <w:pPr>
+              <w:rPr>
+                <w:rFonts w:cstheme="minorHAnsi"/>
+                <w:color w:val="000000"/>
+                <w:sz w:val="28"/>
+                <w:szCs w:val="28"/>
+              </w:rPr>
+            </w:pPr>
+            <w:r>
+              <w:rPr>
+                <w:rFonts w:cstheme="minorHAnsi"/>
+                <w:color w:val="000000"/>
+                <w:sz w:val="28"/>
+                <w:szCs w:val="28"/>
+              </w:rPr>
+              <w:t>$_SESSION[</w:t>
+            </w:r>
+            <w:proofErr w:type="spellStart"/>
+            <w:r>
+              <w:rPr>
+                <w:rFonts w:cstheme="minorHAnsi"/>
+                <w:b w:val="0"/>
+                <w:bCs w:val="0"/>
+                <w:color w:val="385623" w:themeColor="accent6" w:themeShade="80"/>
+                <w:sz w:val="28"/>
+                <w:szCs w:val="28"/>
+              </w:rPr>
+              <w:t>BusquedaDptoEnCurso</w:t>
+            </w:r>
+            <w:proofErr w:type="spellEnd"/>
+            <w:r>
+              <w:rPr>
+                <w:rFonts w:cstheme="minorHAnsi"/>
+                <w:color w:val="000000"/>
+                <w:sz w:val="28"/>
+                <w:szCs w:val="28"/>
+              </w:rPr>
+              <w:t>]</w:t>
+            </w:r>
+          </w:p>
+        </w:tc>
+        <w:tc>
+          <w:tcPr>
+            <w:tcW w:w="6946" w:type="dxa"/>
+            <w:vAlign w:val="center"/>
+          </w:tcPr>
           <w:p>
             <w:pPr>
               <w:cnfStyle w:val="000000000000" w:firstRow="0" w:lastRow="0" w:firstColumn="0" w:lastColumn="0" w:oddVBand="0" w:evenVBand="0" w:oddHBand="0" w:evenHBand="0" w:firstRowFirstColumn="0" w:firstRowLastColumn="0" w:lastRowFirstColumn="0" w:lastRowLastColumn="0"/>
               <w:rPr>
+                <w:color w:val="000000" w:themeColor="text1"/>
                 <w:sz w:val="28"/>
                 <w:szCs w:val="28"/>
               </w:rPr>
             </w:pPr>
+            <w:r>
+              <w:rPr>
+                <w:color w:val="000000" w:themeColor="text1"/>
+                <w:sz w:val="28"/>
+                <w:szCs w:val="28"/>
+              </w:rPr>
+              <w:t>Variable que guarda la última búsqueda que se hizo en el mantenimiento de departamentos.</w:t>
+            </w:r>
           </w:p>
         </w:tc>
       </w:tr>
@@ -532,6 +632,56 @@
     </w:sectPr>
   </w:body>
 </w:document>
+</file>
+
+<file path=word/endnotes.xml><?xml version="1.0" encoding="utf-8"?>
+<w:endnotes xmlns:wpc="http://schemas.microsoft.com/office/word/2010/wordprocessingCanvas" xmlns:cx="http://schemas.microsoft.com/office/drawing/2014/chartex" xmlns:cx1="http://schemas.microsoft.com/office/drawing/2015/9/8/chartex" xmlns:cx2="http://schemas.microsoft.com/office/drawing/2015/10/21/chartex" xmlns:cx3="http://schemas.microsoft.com/office/drawing/2016/5/9/chartex" xmlns:cx4="http://schemas.microsoft.com/office/drawing/2016/5/10/chartex" xmlns:cx5="http://schemas.microsoft.com/office/drawing/2016/5/11/chartex" xmlns:cx6="http://schemas.microsoft.com/office/drawing/2016/5/12/chartex" xmlns:cx7="http://schemas.microsoft.com/office/drawing/2016/5/13/chartex" xmlns:cx8="http://schemas.microsoft.com/office/drawing/2016/5/14/chartex" xmlns:mc="http://schemas.openxmlformats.org/markup-compatibility/2006" xmlns:aink="http://schemas.microsoft.com/office/drawing/2016/ink" xmlns:am3d="http://schemas.microsoft.com/office/drawing/2017/model3d" xmlns:o="urn:schemas-microsoft-com:office:office" xmlns:r="http://schemas.openxmlformats.org/officeDocument/2006/relationships" xmlns:m="http://schemas.openxmlformats.org/officeDocument/2006/math" xmlns:v="urn:schemas-microsoft-com:vml" xmlns:wp14="http://schemas.microsoft.com/office/word/2010/wordprocessingDrawing" xmlns:wp="http://schemas.openxmlformats.org/drawingml/2006/wordprocessingDrawing" xmlns:w10="urn:schemas-microsoft-com:office:word" xmlns:w="http://schemas.openxmlformats.org/wordprocessingml/2006/main" xmlns:w14="http://schemas.microsoft.com/office/word/2010/wordml" xmlns:w15="http://schemas.microsoft.com/office/word/2012/wordml" xmlns:w16cex="http://schemas.microsoft.com/office/word/2018/wordml/cex" xmlns:w16cid="http://schemas.microsoft.com/office/word/2016/wordml/cid" xmlns:w16="http://schemas.microsoft.com/office/word/2018/wordml" xmlns:w16sdtdh="http://schemas.microsoft.com/office/word/2020/wordml/sdtdatahash" xmlns:w16se="http://schemas.microsoft.com/office/word/2015/wordml/symex" xmlns:wpg="http://schemas.microsoft.com/office/word/2010/wordprocessingGroup" xmlns:wpi="http://schemas.microsoft.com/office/word/2010/wordprocessingInk" xmlns:wne="http://schemas.microsoft.com/office/word/2006/wordml" xmlns:wps="http://schemas.microsoft.com/office/word/2010/wordprocessingShape" mc:Ignorable="w14 w15 w16se w16cid w16 w16cex w16sdtdh wp14">
+  <w:endnote w:type="separator" w:id="-1">
+    <w:p>
+      <w:pPr>
+        <w:spacing w:after="0" w:line="240" w:lineRule="auto"/>
+      </w:pPr>
+      <w:r>
+        <w:separator/>
+      </w:r>
+    </w:p>
+  </w:endnote>
+  <w:endnote w:type="continuationSeparator" w:id="0">
+    <w:p>
+      <w:pPr>
+        <w:spacing w:after="0" w:line="240" w:lineRule="auto"/>
+      </w:pPr>
+      <w:r>
+        <w:continuationSeparator/>
+      </w:r>
+    </w:p>
+  </w:endnote>
+</w:endnotes>
+</file>
+
+<file path=word/footnotes.xml><?xml version="1.0" encoding="utf-8"?>
+<w:footnotes xmlns:wpc="http://schemas.microsoft.com/office/word/2010/wordprocessingCanvas" xmlns:cx="http://schemas.microsoft.com/office/drawing/2014/chartex" xmlns:cx1="http://schemas.microsoft.com/office/drawing/2015/9/8/chartex" xmlns:cx2="http://schemas.microsoft.com/office/drawing/2015/10/21/chartex" xmlns:cx3="http://schemas.microsoft.com/office/drawing/2016/5/9/chartex" xmlns:cx4="http://schemas.microsoft.com/office/drawing/2016/5/10/chartex" xmlns:cx5="http://schemas.microsoft.com/office/drawing/2016/5/11/chartex" xmlns:cx6="http://schemas.microsoft.com/office/drawing/2016/5/12/chartex" xmlns:cx7="http://schemas.microsoft.com/office/drawing/2016/5/13/chartex" xmlns:cx8="http://schemas.microsoft.com/office/drawing/2016/5/14/chartex" xmlns:mc="http://schemas.openxmlformats.org/markup-compatibility/2006" xmlns:aink="http://schemas.microsoft.com/office/drawing/2016/ink" xmlns:am3d="http://schemas.microsoft.com/office/drawing/2017/model3d" xmlns:o="urn:schemas-microsoft-com:office:office" xmlns:r="http://schemas.openxmlformats.org/officeDocument/2006/relationships" xmlns:m="http://schemas.openxmlformats.org/officeDocument/2006/math" xmlns:v="urn:schemas-microsoft-com:vml" xmlns:wp14="http://schemas.microsoft.com/office/word/2010/wordprocessingDrawing" xmlns:wp="http://schemas.openxmlformats.org/drawingml/2006/wordprocessingDrawing" xmlns:w10="urn:schemas-microsoft-com:office:word" xmlns:w="http://schemas.openxmlformats.org/wordprocessingml/2006/main" xmlns:w14="http://schemas.microsoft.com/office/word/2010/wordml" xmlns:w15="http://schemas.microsoft.com/office/word/2012/wordml" xmlns:w16cex="http://schemas.microsoft.com/office/word/2018/wordml/cex" xmlns:w16cid="http://schemas.microsoft.com/office/word/2016/wordml/cid" xmlns:w16="http://schemas.microsoft.com/office/word/2018/wordml" xmlns:w16sdtdh="http://schemas.microsoft.com/office/word/2020/wordml/sdtdatahash" xmlns:w16se="http://schemas.microsoft.com/office/word/2015/wordml/symex" xmlns:wpg="http://schemas.microsoft.com/office/word/2010/wordprocessingGroup" xmlns:wpi="http://schemas.microsoft.com/office/word/2010/wordprocessingInk" xmlns:wne="http://schemas.microsoft.com/office/word/2006/wordml" xmlns:wps="http://schemas.microsoft.com/office/word/2010/wordprocessingShape" mc:Ignorable="w14 w15 w16se w16cid w16 w16cex w16sdtdh wp14">
+  <w:footnote w:type="separator" w:id="-1">
+    <w:p>
+      <w:pPr>
+        <w:spacing w:after="0" w:line="240" w:lineRule="auto"/>
+      </w:pPr>
+      <w:r>
+        <w:separator/>
+      </w:r>
+    </w:p>
+  </w:footnote>
+  <w:footnote w:type="continuationSeparator" w:id="0">
+    <w:p>
+      <w:pPr>
+        <w:spacing w:after="0" w:line="240" w:lineRule="auto"/>
+      </w:pPr>
+      <w:r>
+        <w:continuationSeparator/>
+      </w:r>
+    </w:p>
+  </w:footnote>
+</w:footnotes>
 </file>
 
 <file path=word/styles.xml><?xml version="1.0" encoding="utf-8"?>
@@ -1995,6 +2145,50 @@
       </w:tcPr>
     </w:tblStylePr>
   </w:style>
+  <w:style w:type="paragraph" w:styleId="Encabezado">
+    <w:name w:val="header"/>
+    <w:basedOn w:val="Normal"/>
+    <w:link w:val="EncabezadoCar"/>
+    <w:uiPriority w:val="99"/>
+    <w:unhideWhenUsed/>
+    <w:rsid w:val="008D71B6"/>
+    <w:pPr>
+      <w:tabs>
+        <w:tab w:val="center" w:pos="4252"/>
+        <w:tab w:val="right" w:pos="8504"/>
+      </w:tabs>
+      <w:spacing w:after="0" w:line="240" w:lineRule="auto"/>
+    </w:pPr>
+  </w:style>
+  <w:style w:type="character" w:customStyle="1" w:styleId="EncabezadoCar">
+    <w:name w:val="Encabezado Car"/>
+    <w:basedOn w:val="Fuentedeprrafopredeter"/>
+    <w:link w:val="Encabezado"/>
+    <w:uiPriority w:val="99"/>
+    <w:rsid w:val="008D71B6"/>
+  </w:style>
+  <w:style w:type="paragraph" w:styleId="Piedepgina">
+    <w:name w:val="footer"/>
+    <w:basedOn w:val="Normal"/>
+    <w:link w:val="PiedepginaCar"/>
+    <w:uiPriority w:val="99"/>
+    <w:unhideWhenUsed/>
+    <w:rsid w:val="008D71B6"/>
+    <w:pPr>
+      <w:tabs>
+        <w:tab w:val="center" w:pos="4252"/>
+        <w:tab w:val="right" w:pos="8504"/>
+      </w:tabs>
+      <w:spacing w:after="0" w:line="240" w:lineRule="auto"/>
+    </w:pPr>
+  </w:style>
+  <w:style w:type="character" w:customStyle="1" w:styleId="PiedepginaCar">
+    <w:name w:val="Pie de página Car"/>
+    <w:basedOn w:val="Fuentedeprrafopredeter"/>
+    <w:link w:val="Piedepgina"/>
+    <w:uiPriority w:val="99"/>
+    <w:rsid w:val="008D71B6"/>
+  </w:style>
 </w:styles>
 </file>
 
